--- a/hin/docx/023.content.docx
+++ b/hin/docx/023.content.docx
@@ -150,26 +150,6 @@
           <w:lang w:val="hi_IN" w:bidi="hi_IN"/>
         </w:rPr>
         <w:t>पर</w:t>
-      </w:r>
-      <w:r>
-        <w:rPr>
-          <w:lang w:val="hi_IN" w:bidi="hi_IN"/>
-        </w:rPr>
-      </w:r>
-    </w:p>
-    <w:p>
-      <w:pPr/>
-      <w:r>
-        <w:rPr>
-          <w:lang w:val="hi_IN" w:bidi="hi_IN"/>
-        </w:rPr>
-      </w:r>
-      <w:r>
-        <w:rPr>
-          <w:i/>
-          <w:lang w:val="hi_IN" w:bidi="hi_IN"/>
-        </w:rPr>
-        <w:t>प्रकृति में सुंदरता, प्रतिकूल अगुवों के प्रति दाऊद की प्रतिक्रिया, प्रतिज्ञा का देश, प्रतिशोध, प्रतिशोध के लिए प्रार्थनाएँ, प्रतीकात्मक संख्याएँ, प्रभु की खोज, प्रभु के पास लौटना, प्रश्न और संदेह, प्राचीन इस्राएल में संगीत, प्राचीन व्यवस्था संहिताएँ, प्रायश्चित, प्रारम्भिक मसीही विधर्म</w:t>
       </w:r>
       <w:r>
         <w:rPr>

--- a/hin/docx/023.content.docx
+++ b/hin/docx/023.content.docx
@@ -19,7 +19,7 @@
         <w:rPr>
           <w:lang w:val="hi_IN" w:bidi="hi_IN"/>
         </w:rPr>
-        <w:t>Resource: Study Notes - Themes (Tyndale)</w:t>
+        <w:t>Resource: Tyndale Open Study Notes</w:t>
       </w:r>
       <w:r>
         <w:rPr>
@@ -112,7 +112,7 @@
         <w:rPr>
           <w:lang w:val="hi_IN" w:bidi="hi_IN"/>
         </w:rPr>
-        <w:t>Study Notes - Themes (Tyndale)</w:t>
+        <w:t>Tyndale Open Study Notes</w:t>
       </w:r>
     </w:p>
     <w:p>

--- a/hin/docx/023.content.docx
+++ b/hin/docx/023.content.docx
@@ -19,7 +19,7 @@
         <w:rPr>
           <w:lang w:val="hi_IN" w:bidi="hi_IN"/>
         </w:rPr>
-        <w:t>Resource: Tyndale Open Study Notes</w:t>
+        <w:t>Resource: Aquifer Open Study Notes (Themes)</w:t>
       </w:r>
       <w:r>
         <w:rPr>
@@ -112,7 +112,7 @@
         <w:rPr>
           <w:lang w:val="hi_IN" w:bidi="hi_IN"/>
         </w:rPr>
-        <w:t>Tyndale Open Study Notes</w:t>
+        <w:t>Aquifer Open Study Notes (Themes)</w:t>
       </w:r>
     </w:p>
     <w:p>

--- a/hin/docx/023.content.docx
+++ b/hin/docx/023.content.docx
@@ -233,18 +233,12 @@
         </w:rPr>
         <w:t>फसह का पर्व इस्राएली धार्मिक परम्परा का एक केन्द्रीय भाग बन गया। यह पर्व परमेश्वर द्वारा इब्रानियों को मिस्र से छुड़ाने और अन्तिम घातक महामारी से उनकी रक्षा करने के कार्य का उत्सव था। परमेश्वर चाहते थे कि इस पर्व को हर वर्ष उसी प्रकार मनाया जाए जैसा निर्गमन की पुस्तक में निर्देश दिया गया है (</w:t>
       </w:r>
-      <w:hyperlink r:id="rId13">
-        <w:r>
-          <w:rPr>
-            <w:lang w:val="hi_IN" w:bidi="hi_IN"/>
-          </w:rPr>
-          <w:rPr>
-            <w:color w:val="0000EE"/>
-            <w:u w:val="single"/>
-          </w:rPr>
-          <w:t>निर्ग 12:1–27</w:t>
-        </w:r>
-      </w:hyperlink>
+      <w:r>
+        <w:rPr>
+          <w:lang w:val="hi_IN" w:bidi="hi_IN"/>
+        </w:rPr>
+        <w:t>निर्ग 12:1–27</w:t>
+      </w:r>
       <w:r>
         <w:rPr>
           <w:lang w:val="hi_IN" w:bidi="hi_IN"/>
@@ -265,54 +259,36 @@
         </w:rPr>
         <w:t>पहले फसह के समय, उन्होंने प्रत्येक इस्राएली परिवार के पहिलौठे पुत्र को बचाने के लिए एक मेमने का बलिदान दिया था (</w:t>
       </w:r>
-      <w:hyperlink r:id="rId14">
-        <w:r>
-          <w:rPr>
-            <w:lang w:val="hi_IN" w:bidi="hi_IN"/>
-          </w:rPr>
-          <w:rPr>
-            <w:color w:val="0000EE"/>
-            <w:u w:val="single"/>
-          </w:rPr>
-          <w:t>निर्ग 12:12–13</w:t>
-        </w:r>
-      </w:hyperlink>
+      <w:r>
+        <w:rPr>
+          <w:lang w:val="hi_IN" w:bidi="hi_IN"/>
+        </w:rPr>
+        <w:t>निर्ग 12:12–13</w:t>
+      </w:r>
       <w:r>
         <w:rPr>
           <w:lang w:val="hi_IN" w:bidi="hi_IN"/>
         </w:rPr>
         <w:t xml:space="preserve">, </w:t>
       </w:r>
-      <w:hyperlink r:id="rId15">
-        <w:r>
-          <w:rPr>
-            <w:lang w:val="hi_IN" w:bidi="hi_IN"/>
-          </w:rPr>
-          <w:rPr>
-            <w:color w:val="0000EE"/>
-            <w:u w:val="single"/>
-          </w:rPr>
-          <w:t>23</w:t>
-        </w:r>
-      </w:hyperlink>
+      <w:r>
+        <w:rPr>
+          <w:lang w:val="hi_IN" w:bidi="hi_IN"/>
+        </w:rPr>
+        <w:t>23</w:t>
+      </w:r>
       <w:r>
         <w:rPr>
           <w:lang w:val="hi_IN" w:bidi="hi_IN"/>
         </w:rPr>
         <w:t>)। फसह यह दर्शाता है कि हम मृत्यु से केवल एक ऐसे बलिदान के द्वारा बच सकते हैं जो हमारी जगह लिया गया हो। फसह इस्राएली इतिहास की एक महत्वपूर्ण घटना थी। परन्तु मिस्र से हुआ निर्गमन उस सार्वभौमिक समस्या को हल नहीं कर सका जो पाप के कारण आती है—अर्थात मृत्यु (</w:t>
       </w:r>
-      <w:hyperlink r:id="rId16">
-        <w:r>
-          <w:rPr>
-            <w:lang w:val="hi_IN" w:bidi="hi_IN"/>
-          </w:rPr>
-          <w:rPr>
-            <w:color w:val="0000EE"/>
-            <w:u w:val="single"/>
-          </w:rPr>
-          <w:t>1 कुरि 15:56</w:t>
-        </w:r>
-      </w:hyperlink>
+      <w:r>
+        <w:rPr>
+          <w:lang w:val="hi_IN" w:bidi="hi_IN"/>
+        </w:rPr>
+        <w:t>1 कुरि 15:56</w:t>
+      </w:r>
       <w:r>
         <w:rPr>
           <w:lang w:val="hi_IN" w:bidi="hi_IN"/>
@@ -333,90 +309,60 @@
         </w:rPr>
         <w:t>कई वर्षों बाद, फसह पर्व के दौरान, यीशु मसीह ने "बहुतों के छुटकारे के लिये अपने प्राण" दिए (</w:t>
       </w:r>
-      <w:hyperlink r:id="rId17">
-        <w:r>
-          <w:rPr>
-            <w:lang w:val="hi_IN" w:bidi="hi_IN"/>
-          </w:rPr>
-          <w:rPr>
-            <w:color w:val="0000EE"/>
-            <w:u w:val="single"/>
-          </w:rPr>
-          <w:t>मत्ती 20:28</w:t>
-        </w:r>
-      </w:hyperlink>
+      <w:r>
+        <w:rPr>
+          <w:lang w:val="hi_IN" w:bidi="hi_IN"/>
+        </w:rPr>
+        <w:t>मत्ती 20:28</w:t>
+      </w:r>
       <w:r>
         <w:rPr>
           <w:lang w:val="hi_IN" w:bidi="hi_IN"/>
         </w:rPr>
         <w:t xml:space="preserve">; </w:t>
       </w:r>
-      <w:hyperlink r:id="rId18">
-        <w:r>
-          <w:rPr>
-            <w:lang w:val="hi_IN" w:bidi="hi_IN"/>
-          </w:rPr>
-          <w:rPr>
-            <w:color w:val="0000EE"/>
-            <w:u w:val="single"/>
-          </w:rPr>
-          <w:t>मर 10:45</w:t>
-        </w:r>
-      </w:hyperlink>
+      <w:r>
+        <w:rPr>
+          <w:lang w:val="hi_IN" w:bidi="hi_IN"/>
+        </w:rPr>
+        <w:t>मर 10:45</w:t>
+      </w:r>
       <w:r>
         <w:rPr>
           <w:lang w:val="hi_IN" w:bidi="hi_IN"/>
         </w:rPr>
         <w:t>)। वह "परमेश्वर का मेम्ना है, जो जगत के पाप हरता है!" (</w:t>
       </w:r>
-      <w:hyperlink r:id="rId19">
-        <w:r>
-          <w:rPr>
-            <w:lang w:val="hi_IN" w:bidi="hi_IN"/>
-          </w:rPr>
-          <w:rPr>
-            <w:color w:val="0000EE"/>
-            <w:u w:val="single"/>
-          </w:rPr>
-          <w:t>यूह 1:29</w:t>
-        </w:r>
-      </w:hyperlink>
+      <w:r>
+        <w:rPr>
+          <w:lang w:val="hi_IN" w:bidi="hi_IN"/>
+        </w:rPr>
+        <w:t>यूह 1:29</w:t>
+      </w:r>
       <w:r>
         <w:rPr>
           <w:lang w:val="hi_IN" w:bidi="hi_IN"/>
         </w:rPr>
         <w:t>)। अपने चेलों के साथ अन्तिम फसह भोजन साझा करते समय, यीशु ने उस दाखरस के प्रतीकात्मक अर्थ को समझाया जो उन्होंने साझा किया: "क्योंकि यह वाचा का मेरा वह लहू है, जो बहुतों के लिये पापों की क्षमा के लिए बहाया जाता है" (</w:t>
       </w:r>
-      <w:hyperlink r:id="rId20">
-        <w:r>
-          <w:rPr>
-            <w:lang w:val="hi_IN" w:bidi="hi_IN"/>
-          </w:rPr>
-          <w:rPr>
-            <w:color w:val="0000EE"/>
-            <w:u w:val="single"/>
-          </w:rPr>
-          <w:t>मत्ती 26:28</w:t>
-        </w:r>
-      </w:hyperlink>
+      <w:r>
+        <w:rPr>
+          <w:lang w:val="hi_IN" w:bidi="hi_IN"/>
+        </w:rPr>
+        <w:t>मत्ती 26:28</w:t>
+      </w:r>
       <w:r>
         <w:rPr>
           <w:lang w:val="hi_IN" w:bidi="hi_IN"/>
         </w:rPr>
         <w:t xml:space="preserve">)। वह एक नए फसह का प्रतिनिधित्व करते हैं और उसे आरम्भ करते हैं। यीशु ने अपने बलिदान के द्वारा पाप और मृत्यु को पूरी तरह और अन्ततः पराजित किया (देखें </w:t>
       </w:r>
-      <w:hyperlink r:id="rId21">
-        <w:r>
-          <w:rPr>
-            <w:lang w:val="hi_IN" w:bidi="hi_IN"/>
-          </w:rPr>
-          <w:rPr>
-            <w:color w:val="0000EE"/>
-            <w:u w:val="single"/>
-          </w:rPr>
-          <w:t>यशा 25:7–8</w:t>
-        </w:r>
-      </w:hyperlink>
+      <w:r>
+        <w:rPr>
+          <w:lang w:val="hi_IN" w:bidi="hi_IN"/>
+        </w:rPr>
+        <w:t>यशा 25:7–8</w:t>
+      </w:r>
       <w:r>
         <w:rPr>
           <w:lang w:val="hi_IN" w:bidi="hi_IN"/>
@@ -446,144 +392,96 @@
           <w:lang w:val="hi_IN" w:bidi="hi_IN"/>
         </w:rPr>
       </w:r>
-      <w:hyperlink r:id="rId22">
-        <w:r>
-          <w:rPr>
-            <w:lang w:val="hi_IN" w:bidi="hi_IN"/>
-          </w:rPr>
-          <w:rPr>
-            <w:color w:val="0000EE"/>
-            <w:u w:val="single"/>
-          </w:rPr>
-          <w:t>निर्गमन 12:1–51</w:t>
-        </w:r>
-      </w:hyperlink>
+      <w:r>
+        <w:rPr>
+          <w:lang w:val="hi_IN" w:bidi="hi_IN"/>
+        </w:rPr>
+        <w:t>निर्गमन 12:1–51</w:t>
+      </w:r>
       <w:r>
         <w:rPr>
           <w:lang w:val="hi_IN" w:bidi="hi_IN"/>
         </w:rPr>
         <w:t xml:space="preserve">; </w:t>
       </w:r>
-      <w:hyperlink r:id="rId23">
-        <w:r>
-          <w:rPr>
-            <w:lang w:val="hi_IN" w:bidi="hi_IN"/>
-          </w:rPr>
-          <w:rPr>
-            <w:color w:val="0000EE"/>
-            <w:u w:val="single"/>
-          </w:rPr>
-          <w:t>लैव्यव्यवस्था 23:4–8</w:t>
-        </w:r>
-      </w:hyperlink>
+      <w:r>
+        <w:rPr>
+          <w:lang w:val="hi_IN" w:bidi="hi_IN"/>
+        </w:rPr>
+        <w:t>लैव्यव्यवस्था 23:4–8</w:t>
+      </w:r>
       <w:r>
         <w:rPr>
           <w:lang w:val="hi_IN" w:bidi="hi_IN"/>
         </w:rPr>
         <w:t xml:space="preserve">; </w:t>
       </w:r>
-      <w:hyperlink r:id="rId24">
-        <w:r>
-          <w:rPr>
-            <w:lang w:val="hi_IN" w:bidi="hi_IN"/>
-          </w:rPr>
-          <w:rPr>
-            <w:color w:val="0000EE"/>
-            <w:u w:val="single"/>
-          </w:rPr>
-          <w:t>गिनती 9:1–14</w:t>
-        </w:r>
-      </w:hyperlink>
+      <w:r>
+        <w:rPr>
+          <w:lang w:val="hi_IN" w:bidi="hi_IN"/>
+        </w:rPr>
+        <w:t>गिनती 9:1–14</w:t>
+      </w:r>
       <w:r>
         <w:rPr>
           <w:lang w:val="hi_IN" w:bidi="hi_IN"/>
         </w:rPr>
         <w:t>;</w:t>
       </w:r>
-      <w:hyperlink r:id="rId25">
-        <w:r>
-          <w:rPr>
-            <w:lang w:val="hi_IN" w:bidi="hi_IN"/>
-          </w:rPr>
-          <w:rPr>
-            <w:color w:val="0000EE"/>
-            <w:u w:val="single"/>
-          </w:rPr>
-          <w:t xml:space="preserve"> 28:16–25</w:t>
-        </w:r>
-      </w:hyperlink>
+      <w:r>
+        <w:rPr>
+          <w:lang w:val="hi_IN" w:bidi="hi_IN"/>
+        </w:rPr>
+        <w:t xml:space="preserve"> 28:16–25</w:t>
+      </w:r>
       <w:r>
         <w:rPr>
           <w:lang w:val="hi_IN" w:bidi="hi_IN"/>
         </w:rPr>
         <w:t xml:space="preserve">; </w:t>
       </w:r>
-      <w:hyperlink r:id="rId26">
-        <w:r>
-          <w:rPr>
-            <w:lang w:val="hi_IN" w:bidi="hi_IN"/>
-          </w:rPr>
-          <w:rPr>
-            <w:color w:val="0000EE"/>
-            <w:u w:val="single"/>
-          </w:rPr>
-          <w:t>व्यवस्थाविवरण 16:1–7</w:t>
-        </w:r>
-      </w:hyperlink>
+      <w:r>
+        <w:rPr>
+          <w:lang w:val="hi_IN" w:bidi="hi_IN"/>
+        </w:rPr>
+        <w:t>व्यवस्थाविवरण 16:1–7</w:t>
+      </w:r>
       <w:r>
         <w:rPr>
           <w:lang w:val="hi_IN" w:bidi="hi_IN"/>
         </w:rPr>
         <w:t xml:space="preserve">; </w:t>
       </w:r>
-      <w:hyperlink r:id="rId27">
-        <w:r>
-          <w:rPr>
-            <w:lang w:val="hi_IN" w:bidi="hi_IN"/>
-          </w:rPr>
-          <w:rPr>
-            <w:color w:val="0000EE"/>
-            <w:u w:val="single"/>
-          </w:rPr>
-          <w:t>मत्ती 26:17–30</w:t>
-        </w:r>
-      </w:hyperlink>
+      <w:r>
+        <w:rPr>
+          <w:lang w:val="hi_IN" w:bidi="hi_IN"/>
+        </w:rPr>
+        <w:t>मत्ती 26:17–30</w:t>
+      </w:r>
       <w:r>
         <w:rPr>
           <w:lang w:val="hi_IN" w:bidi="hi_IN"/>
         </w:rPr>
         <w:t xml:space="preserve">; </w:t>
       </w:r>
-      <w:hyperlink r:id="rId28">
-        <w:r>
-          <w:rPr>
-            <w:lang w:val="hi_IN" w:bidi="hi_IN"/>
-          </w:rPr>
-          <w:rPr>
-            <w:color w:val="0000EE"/>
-            <w:u w:val="single"/>
-          </w:rPr>
-          <w:t>लूका 22:15–20</w:t>
-        </w:r>
-      </w:hyperlink>
+      <w:r>
+        <w:rPr>
+          <w:lang w:val="hi_IN" w:bidi="hi_IN"/>
+        </w:rPr>
+        <w:t>लूका 22:15–20</w:t>
+      </w:r>
       <w:r>
         <w:rPr>
           <w:lang w:val="hi_IN" w:bidi="hi_IN"/>
         </w:rPr>
         <w:t xml:space="preserve">; </w:t>
       </w:r>
-      <w:hyperlink r:id="rId29">
-        <w:r>
-          <w:rPr>
-            <w:lang w:val="hi_IN" w:bidi="hi_IN"/>
-          </w:rPr>
-          <w:rPr>
-            <w:color w:val="0000EE"/>
-            <w:u w:val="single"/>
-          </w:rPr>
-          <w:t>1 कुरिन्थियों 5:6–8</w:t>
-        </w:r>
-      </w:hyperlink>
+      <w:r>
+        <w:rPr>
+          <w:lang w:val="hi_IN" w:bidi="hi_IN"/>
+        </w:rPr>
+        <w:t>1 कुरिन्थियों 5:6–8</w:t>
+      </w:r>
       <w:r>
         <w:rPr>
           <w:lang w:val="hi_IN" w:bidi="hi_IN"/>
